--- a/24 - Spike - Profiling, Performance and Optimsation/Task 24 - Lab Spike Report.docx
+++ b/24 - Spike - Profiling, Performance and Optimsation/Task 24 - Lab Spike Report.docx
@@ -235,7 +235,25 @@
           <w:sz w:val="24"/>
           <w:szCs w:val="24"/>
         </w:rPr>
-        <w:t>COS30031-2023-102608927\24 - Spike - Profiling, Performance and Optimsation\24 Performance\24 Performance</w:t>
+        <w:t xml:space="preserve">COS30031-2023-102608927\24 - Spike - Profiling, Performance and </w:t>
+      </w:r>
+      <w:proofErr w:type="spellStart"/>
+      <w:r>
+        <w:rPr>
+          <w:rStyle w:val="SubtleReference"/>
+          <w:sz w:val="24"/>
+          <w:szCs w:val="24"/>
+        </w:rPr>
+        <w:t>Optimsation</w:t>
+      </w:r>
+      <w:proofErr w:type="spellEnd"/>
+      <w:r>
+        <w:rPr>
+          <w:rStyle w:val="SubtleReference"/>
+          <w:sz w:val="24"/>
+          <w:szCs w:val="24"/>
+        </w:rPr>
+        <w:t>\24 Performance\24 Performance</w:t>
       </w:r>
     </w:p>
     <w:p>
@@ -499,7 +517,23 @@
           <w:sz w:val="24"/>
           <w:lang w:val="en-US"/>
         </w:rPr>
-        <w:t>Test A (crash_test_A): This test checks for collisions using box indices. For two boxes, A and B, it calculates the four sides of each rectangle (top, bottom, left, and right). The logic is based on the principle that for two rectangles to not be colliding, one's top is below the other's bottom, one's bottom is above the other's top, one's right is to the left of the other's left, or one's left is to the right of the other's right. If none of these conditions are met, then the rectangles are colliding. The method accesses the global array of boxes using indices to retrieve the position and size data for each box.</w:t>
+        <w:t>Test A (</w:t>
+      </w:r>
+      <w:proofErr w:type="spellStart"/>
+      <w:r>
+        <w:rPr>
+          <w:sz w:val="24"/>
+          <w:lang w:val="en-US"/>
+        </w:rPr>
+        <w:t>crash_test_A</w:t>
+      </w:r>
+      <w:proofErr w:type="spellEnd"/>
+      <w:r>
+        <w:rPr>
+          <w:sz w:val="24"/>
+          <w:lang w:val="en-US"/>
+        </w:rPr>
+        <w:t>): This test checks for collisions using box indices. For two boxes, A and B, it calculates the four sides of each rectangle (top, bottom, left, and right). The logic is based on the principle that for two rectangles to not be colliding, one's top is below the other's bottom, one's bottom is above the other's top, one's right is to the left of the other's left, or one's left is to the right of the other's right. If none of these conditions are met, then the rectangles are colliding. The method accesses the global array of boxes using indices to retrieve the position and size data for each box.</w:t>
       </w:r>
     </w:p>
     <w:p>
@@ -543,21 +577,39 @@
           <w:lang w:val="en-US"/>
         </w:rPr>
         <w:lastRenderedPageBreak/>
-        <w:t xml:space="preserve">Test B (crash_test_B): This test is structurally </w:t>
-      </w:r>
+        <w:t>Test B (</w:t>
+      </w:r>
+      <w:proofErr w:type="spellStart"/>
       <w:r>
         <w:rPr>
           <w:sz w:val="24"/>
           <w:lang w:val="en-US"/>
         </w:rPr>
-        <w:t>like</w:t>
-      </w:r>
+        <w:t>crash_test_B</w:t>
+      </w:r>
+      <w:proofErr w:type="spellEnd"/>
       <w:r>
         <w:rPr>
           <w:sz w:val="24"/>
           <w:lang w:val="en-US"/>
         </w:rPr>
-        <w:t xml:space="preserve"> Test A, but instead of accessing boxes via indices, it directly takes two CrashBox structures as arguments. This means the box structures are passed by value, implying that they are copied for each function call. The collision determination is the same as in Test A, but this test evaluates the performance impact of passing structures by value versus accessing them via an array</w:t>
+        <w:t xml:space="preserve">): This test is structurally like Test A, but instead of accessing boxes via indices, it directly takes two </w:t>
+      </w:r>
+      <w:proofErr w:type="spellStart"/>
+      <w:r>
+        <w:rPr>
+          <w:sz w:val="24"/>
+          <w:lang w:val="en-US"/>
+        </w:rPr>
+        <w:t>CrashBox</w:t>
+      </w:r>
+      <w:proofErr w:type="spellEnd"/>
+      <w:r>
+        <w:rPr>
+          <w:sz w:val="24"/>
+          <w:lang w:val="en-US"/>
+        </w:rPr>
+        <w:t xml:space="preserve"> structures as arguments. This means the box structures are passed by value, implying that they are copied for each function call. The collision determination is the same as in Test A, but this test evaluates the performance impact of passing structures by value versus accessing them via an array</w:t>
       </w:r>
       <w:r>
         <w:rPr>
@@ -596,17 +648,40 @@
           <w:sz w:val="24"/>
           <w:lang w:val="en-US"/>
         </w:rPr>
-        <w:t>Test C (crash_test_C): Test C is a slight modification of Test B. Instead of passing CrashBox structures by value, it passes them by reference. This means that instead of copying the structures when calling the function, references to the original boxes are used. By avoiding copying large structures, performance is expected to be improved, especially as the size of the structures or the frequency of function calls increases.</w:t>
-      </w:r>
-    </w:p>
-    <w:p>
-      <w:pPr>
-        <w:pStyle w:val="ListParagraph"/>
+        <w:t>Test C (</w:t>
+      </w:r>
+      <w:proofErr w:type="spellStart"/>
+      <w:r>
         <w:rPr>
           <w:sz w:val="24"/>
           <w:lang w:val="en-US"/>
         </w:rPr>
-      </w:pPr>
+        <w:t>crash_test_C</w:t>
+      </w:r>
+      <w:proofErr w:type="spellEnd"/>
+      <w:r>
+        <w:rPr>
+          <w:sz w:val="24"/>
+          <w:lang w:val="en-US"/>
+        </w:rPr>
+        <w:t xml:space="preserve">): Test C is a slight modification of Test B. Instead of passing </w:t>
+      </w:r>
+      <w:proofErr w:type="spellStart"/>
+      <w:r>
+        <w:rPr>
+          <w:sz w:val="24"/>
+          <w:lang w:val="en-US"/>
+        </w:rPr>
+        <w:t>CrashBox</w:t>
+      </w:r>
+      <w:proofErr w:type="spellEnd"/>
+      <w:r>
+        <w:rPr>
+          <w:sz w:val="24"/>
+          <w:lang w:val="en-US"/>
+        </w:rPr>
+        <w:t xml:space="preserve"> structures by value, it passes them by reference. This means that instead of copying the structures when calling the function, references to the original boxes are used. By avoiding copying large structures, performance is expected to be improved, especially as the size of the structures or the frequency of function calls increases.</w:t>
+      </w:r>
     </w:p>
     <w:p>
       <w:pPr>
@@ -637,7 +712,23 @@
           <w:sz w:val="24"/>
           <w:lang w:val="en-US"/>
         </w:rPr>
-        <w:t>Test D (crash_test_D): This test introduces a more concise collision check. It still checks the top, bottom, left, and right boundaries of two boxes, but does so using fewer lines of code. It aims to provide an optimized way to determine if two boxes are colliding by directly using the box's dimensions and positions in the collision determination logic, potentially improving readability and performance.</w:t>
+        <w:t>Test D (</w:t>
+      </w:r>
+      <w:proofErr w:type="spellStart"/>
+      <w:r>
+        <w:rPr>
+          <w:sz w:val="24"/>
+          <w:lang w:val="en-US"/>
+        </w:rPr>
+        <w:t>crash_test_D</w:t>
+      </w:r>
+      <w:proofErr w:type="spellEnd"/>
+      <w:r>
+        <w:rPr>
+          <w:sz w:val="24"/>
+          <w:lang w:val="en-US"/>
+        </w:rPr>
+        <w:t>): This test introduces a more concise collision check. It still checks the top, bottom, left, and right boundaries of two boxes, but does so using fewer lines of code. It aims to provide an optimized way to determine if two boxes are colliding by directly using the box's dimensions and positions in the collision determination logic, potentially improving readability and performance.</w:t>
       </w:r>
     </w:p>
     <w:p>
@@ -761,16 +852,7 @@
                 <w:color w:val="000000" w:themeColor="text1"/>
                 <w:sz w:val="24"/>
               </w:rPr>
-              <w:t xml:space="preserve">A2 </w:t>
-            </w:r>
-            <w:r>
-              <w:rPr>
-                <w:b/>
-                <w:bCs/>
-                <w:color w:val="000000" w:themeColor="text1"/>
-                <w:sz w:val="24"/>
-              </w:rPr>
-              <w:t>Loops</w:t>
+              <w:t>A2 Loops</w:t>
             </w:r>
           </w:p>
         </w:tc>
@@ -806,16 +888,7 @@
                 <w:color w:val="000000" w:themeColor="text1"/>
                 <w:sz w:val="24"/>
               </w:rPr>
-              <w:t xml:space="preserve">B </w:t>
-            </w:r>
-            <w:r>
-              <w:rPr>
-                <w:b/>
-                <w:bCs/>
-                <w:color w:val="000000" w:themeColor="text1"/>
-                <w:sz w:val="24"/>
-              </w:rPr>
-              <w:t>Loops</w:t>
+              <w:t>B Loops</w:t>
             </w:r>
           </w:p>
         </w:tc>
@@ -851,16 +924,7 @@
                 <w:color w:val="000000" w:themeColor="text1"/>
                 <w:sz w:val="24"/>
               </w:rPr>
-              <w:t xml:space="preserve">C </w:t>
-            </w:r>
-            <w:r>
-              <w:rPr>
-                <w:b/>
-                <w:bCs/>
-                <w:color w:val="000000" w:themeColor="text1"/>
-                <w:sz w:val="24"/>
-              </w:rPr>
-              <w:t>Loops</w:t>
+              <w:t>C Loops</w:t>
             </w:r>
           </w:p>
         </w:tc>
@@ -896,16 +960,7 @@
                 <w:color w:val="000000" w:themeColor="text1"/>
                 <w:sz w:val="24"/>
               </w:rPr>
-              <w:t xml:space="preserve">D </w:t>
-            </w:r>
-            <w:r>
-              <w:rPr>
-                <w:b/>
-                <w:bCs/>
-                <w:color w:val="000000" w:themeColor="text1"/>
-                <w:sz w:val="24"/>
-              </w:rPr>
-              <w:t>Loops</w:t>
+              <w:t>D Loops</w:t>
             </w:r>
           </w:p>
         </w:tc>
@@ -1289,9 +1344,9 @@
         </w:rPr>
         <w:lastRenderedPageBreak/>
         <w:drawing>
-          <wp:inline distT="0" distB="0" distL="0" distR="0" wp14:anchorId="2AEE8A11" wp14:editId="5DBB7BD8">
-            <wp:extent cx="5486400" cy="3200400"/>
-            <wp:effectExtent l="0" t="0" r="0" b="0"/>
+          <wp:inline distT="0" distB="0" distL="0" distR="0" wp14:anchorId="2AEE8A11" wp14:editId="7C6A5E50">
+            <wp:extent cx="4587240" cy="2560320"/>
+            <wp:effectExtent l="0" t="0" r="3810" b="11430"/>
             <wp:docPr id="310479706" name="Chart 3"/>
             <wp:cNvGraphicFramePr/>
             <a:graphic xmlns:a="http://schemas.openxmlformats.org/drawingml/2006/main">
@@ -1357,7 +1412,7 @@
           <w:color w:val="000000" w:themeColor="text1"/>
           <w:sz w:val="24"/>
         </w:rPr>
-        <w:t>.</w:t>
+        <w:t xml:space="preserve"> where I only change BOX_COUNT to 10 and increase it by 10 for each executed run and therefore, as you can see on the chart the number of loops for a test time of 3 seconds keeps on decreases as I keep increasing the box count.</w:t>
       </w:r>
     </w:p>
     <w:p>
@@ -1370,8 +1425,1001 @@
         </w:rPr>
       </w:pPr>
     </w:p>
+    <w:p>
+      <w:pPr>
+        <w:spacing w:line="360" w:lineRule="auto"/>
+        <w:jc w:val="both"/>
+        <w:rPr>
+          <w:rStyle w:val="SubtleReference"/>
+          <w:b/>
+          <w:bCs/>
+        </w:rPr>
+      </w:pPr>
+      <w:r>
+        <w:rPr>
+          <w:color w:val="000000" w:themeColor="text1"/>
+          <w:sz w:val="24"/>
+        </w:rPr>
+        <w:t xml:space="preserve"> </w:t>
+      </w:r>
+      <w:r>
+        <w:rPr>
+          <w:rStyle w:val="SubtleReference"/>
+          <w:b/>
+          <w:bCs/>
+        </w:rPr>
+        <w:t>Collision Tests with P</w:t>
+      </w:r>
+      <w:r>
+        <w:rPr>
+          <w:rStyle w:val="SubtleReference"/>
+          <w:b/>
+          <w:bCs/>
+        </w:rPr>
+        <w:t>erformance Optimization:</w:t>
+      </w:r>
+    </w:p>
+    <w:p>
+      <w:pPr>
+        <w:spacing w:line="360" w:lineRule="auto"/>
+        <w:jc w:val="both"/>
+        <w:rPr>
+          <w:rStyle w:val="SubtleReference"/>
+          <w:color w:val="000000" w:themeColor="text1"/>
+          <w:sz w:val="24"/>
+          <w:szCs w:val="24"/>
+        </w:rPr>
+      </w:pPr>
+      <w:r>
+        <w:rPr>
+          <w:rStyle w:val="SubtleReference"/>
+          <w:color w:val="000000" w:themeColor="text1"/>
+          <w:sz w:val="24"/>
+          <w:szCs w:val="24"/>
+        </w:rPr>
+        <w:t xml:space="preserve">When optimizing the code to test performance I used the inclusion of the chrono library to help with precise time measuring, reduced collision detection calls as the original code compared call boxes when checking for collision while in my </w:t>
+      </w:r>
+      <w:r>
+        <w:rPr>
+          <w:rStyle w:val="SubtleReference"/>
+          <w:color w:val="000000" w:themeColor="text1"/>
+          <w:sz w:val="24"/>
+          <w:szCs w:val="24"/>
+        </w:rPr>
+        <w:t>version,</w:t>
+      </w:r>
+      <w:r>
+        <w:rPr>
+          <w:rStyle w:val="SubtleReference"/>
+          <w:color w:val="000000" w:themeColor="text1"/>
+          <w:sz w:val="24"/>
+          <w:szCs w:val="24"/>
+        </w:rPr>
+        <w:t xml:space="preserve"> we don’t compare boxes to itself or any boxes as it already has compared with.</w:t>
+      </w:r>
+      <w:r>
+        <w:rPr>
+          <w:rStyle w:val="SubtleReference"/>
+          <w:color w:val="000000" w:themeColor="text1"/>
+          <w:sz w:val="24"/>
+          <w:szCs w:val="24"/>
+        </w:rPr>
+        <w:t xml:space="preserve"> </w:t>
+      </w:r>
+    </w:p>
+    <w:p>
+      <w:pPr>
+        <w:spacing w:line="360" w:lineRule="auto"/>
+        <w:jc w:val="both"/>
+        <w:rPr>
+          <w:color w:val="000000" w:themeColor="text1"/>
+          <w:sz w:val="24"/>
+        </w:rPr>
+      </w:pPr>
+      <w:r>
+        <w:rPr>
+          <w:color w:val="000000" w:themeColor="text1"/>
+          <w:sz w:val="24"/>
+        </w:rPr>
+        <w:t xml:space="preserve">To make the test runs more flexible, a function pointer </w:t>
+      </w:r>
+      <w:proofErr w:type="spellStart"/>
+      <w:r>
+        <w:rPr>
+          <w:b/>
+          <w:bCs/>
+          <w:color w:val="000000" w:themeColor="text1"/>
+          <w:sz w:val="24"/>
+        </w:rPr>
+        <w:t>crash_test_all_ptr</w:t>
+      </w:r>
+      <w:proofErr w:type="spellEnd"/>
+      <w:r>
+        <w:rPr>
+          <w:color w:val="000000" w:themeColor="text1"/>
+          <w:sz w:val="24"/>
+        </w:rPr>
+        <w:t xml:space="preserve"> is introduced which can be dynamically set to any of the collision detection algorithms.</w:t>
+      </w:r>
+      <w:r>
+        <w:rPr>
+          <w:color w:val="000000" w:themeColor="text1"/>
+          <w:sz w:val="24"/>
+        </w:rPr>
+        <w:t xml:space="preserve"> We also use cached rectangle in the </w:t>
+      </w:r>
+      <w:proofErr w:type="spellStart"/>
+      <w:r>
+        <w:rPr>
+          <w:color w:val="000000" w:themeColor="text1"/>
+          <w:sz w:val="24"/>
+        </w:rPr>
+        <w:t>crashbox</w:t>
+      </w:r>
+      <w:proofErr w:type="spellEnd"/>
+      <w:r>
+        <w:rPr>
+          <w:color w:val="000000" w:themeColor="text1"/>
+          <w:sz w:val="24"/>
+        </w:rPr>
+        <w:t xml:space="preserve"> struct that includes </w:t>
+      </w:r>
+      <w:proofErr w:type="spellStart"/>
+      <w:r>
+        <w:rPr>
+          <w:b/>
+          <w:bCs/>
+          <w:color w:val="000000" w:themeColor="text1"/>
+          <w:sz w:val="24"/>
+        </w:rPr>
+        <w:t>SDL_Rect</w:t>
+      </w:r>
+      <w:proofErr w:type="spellEnd"/>
+      <w:r>
+        <w:rPr>
+          <w:b/>
+          <w:bCs/>
+          <w:color w:val="000000" w:themeColor="text1"/>
+          <w:sz w:val="24"/>
+        </w:rPr>
+        <w:t xml:space="preserve"> r</w:t>
+      </w:r>
+      <w:r>
+        <w:rPr>
+          <w:b/>
+          <w:bCs/>
+          <w:color w:val="000000" w:themeColor="text1"/>
+          <w:sz w:val="24"/>
+        </w:rPr>
+        <w:t xml:space="preserve"> </w:t>
+      </w:r>
+      <w:r>
+        <w:rPr>
+          <w:color w:val="000000" w:themeColor="text1"/>
+          <w:sz w:val="24"/>
+        </w:rPr>
+        <w:t xml:space="preserve">to reduce the need for continuous recalculations and this helps with rendering. Finally, to test the framework performance we improved the </w:t>
+      </w:r>
+      <w:proofErr w:type="spellStart"/>
+      <w:r>
+        <w:rPr>
+          <w:b/>
+          <w:bCs/>
+          <w:color w:val="000000" w:themeColor="text1"/>
+          <w:sz w:val="24"/>
+        </w:rPr>
+        <w:t>run_test</w:t>
+      </w:r>
+      <w:proofErr w:type="spellEnd"/>
+      <w:r>
+        <w:rPr>
+          <w:b/>
+          <w:bCs/>
+          <w:color w:val="000000" w:themeColor="text1"/>
+          <w:sz w:val="24"/>
+        </w:rPr>
+        <w:t xml:space="preserve"> </w:t>
+      </w:r>
+      <w:r>
+        <w:rPr>
+          <w:color w:val="000000" w:themeColor="text1"/>
+          <w:sz w:val="24"/>
+        </w:rPr>
+        <w:t xml:space="preserve">function to run a test for specified test time, count the number of </w:t>
+      </w:r>
+      <w:r>
+        <w:rPr>
+          <w:color w:val="000000" w:themeColor="text1"/>
+          <w:sz w:val="24"/>
+        </w:rPr>
+        <w:t>iterations it completes. This helps to compare the efficiency of the various collision detection algorithms.</w:t>
+      </w:r>
+    </w:p>
+    <w:p>
+      <w:pPr>
+        <w:spacing w:line="360" w:lineRule="auto"/>
+        <w:jc w:val="both"/>
+        <w:rPr>
+          <w:color w:val="000000" w:themeColor="text1"/>
+          <w:sz w:val="24"/>
+        </w:rPr>
+      </w:pPr>
+    </w:p>
+    <w:p>
+      <w:pPr>
+        <w:spacing w:line="360" w:lineRule="auto"/>
+        <w:jc w:val="both"/>
+        <w:rPr>
+          <w:color w:val="000000" w:themeColor="text1"/>
+          <w:sz w:val="24"/>
+        </w:rPr>
+      </w:pPr>
+    </w:p>
+    <w:p>
+      <w:pPr>
+        <w:spacing w:line="360" w:lineRule="auto"/>
+        <w:jc w:val="both"/>
+        <w:rPr>
+          <w:color w:val="000000" w:themeColor="text1"/>
+          <w:sz w:val="24"/>
+        </w:rPr>
+      </w:pPr>
+    </w:p>
+    <w:p>
+      <w:pPr>
+        <w:spacing w:line="360" w:lineRule="auto"/>
+        <w:jc w:val="both"/>
+        <w:rPr>
+          <w:color w:val="000000" w:themeColor="text1"/>
+          <w:sz w:val="24"/>
+        </w:rPr>
+      </w:pPr>
+    </w:p>
+    <w:tbl>
+      <w:tblPr>
+        <w:tblStyle w:val="TableGrid"/>
+        <w:tblW w:w="0" w:type="auto"/>
+        <w:tblLook w:val="04A0" w:firstRow="1" w:lastRow="0" w:firstColumn="1" w:lastColumn="0" w:noHBand="0" w:noVBand="1"/>
+      </w:tblPr>
+      <w:tblGrid>
+        <w:gridCol w:w="1603"/>
+        <w:gridCol w:w="1603"/>
+        <w:gridCol w:w="1604"/>
+        <w:gridCol w:w="1604"/>
+        <w:gridCol w:w="1604"/>
+        <w:gridCol w:w="1604"/>
+      </w:tblGrid>
+      <w:tr>
+        <w:tc>
+          <w:tcPr>
+            <w:tcW w:w="1603" w:type="dxa"/>
+            <w:vAlign w:val="center"/>
+          </w:tcPr>
+          <w:p>
+            <w:pPr>
+              <w:spacing w:line="360" w:lineRule="auto"/>
+              <w:jc w:val="center"/>
+              <w:rPr>
+                <w:b/>
+                <w:bCs/>
+                <w:color w:val="000000" w:themeColor="text1"/>
+                <w:sz w:val="24"/>
+              </w:rPr>
+            </w:pPr>
+            <w:r>
+              <w:rPr>
+                <w:b/>
+                <w:bCs/>
+                <w:color w:val="000000" w:themeColor="text1"/>
+                <w:sz w:val="24"/>
+              </w:rPr>
+              <w:lastRenderedPageBreak/>
+              <w:t>Box Count</w:t>
+            </w:r>
+          </w:p>
+        </w:tc>
+        <w:tc>
+          <w:tcPr>
+            <w:tcW w:w="1603" w:type="dxa"/>
+            <w:vAlign w:val="center"/>
+          </w:tcPr>
+          <w:p>
+            <w:pPr>
+              <w:spacing w:line="360" w:lineRule="auto"/>
+              <w:jc w:val="center"/>
+              <w:rPr>
+                <w:b/>
+                <w:bCs/>
+                <w:color w:val="000000" w:themeColor="text1"/>
+                <w:sz w:val="24"/>
+              </w:rPr>
+            </w:pPr>
+            <w:r>
+              <w:rPr>
+                <w:b/>
+                <w:bCs/>
+                <w:color w:val="000000" w:themeColor="text1"/>
+                <w:sz w:val="24"/>
+              </w:rPr>
+              <w:t xml:space="preserve">Test </w:t>
+            </w:r>
+            <w:r>
+              <w:rPr>
+                <w:b/>
+                <w:bCs/>
+                <w:color w:val="000000" w:themeColor="text1"/>
+                <w:sz w:val="24"/>
+              </w:rPr>
+              <w:t>A1 Loops</w:t>
+            </w:r>
+          </w:p>
+        </w:tc>
+        <w:tc>
+          <w:tcPr>
+            <w:tcW w:w="1604" w:type="dxa"/>
+            <w:vAlign w:val="center"/>
+          </w:tcPr>
+          <w:p>
+            <w:pPr>
+              <w:spacing w:line="360" w:lineRule="auto"/>
+              <w:jc w:val="center"/>
+              <w:rPr>
+                <w:b/>
+                <w:bCs/>
+                <w:color w:val="000000" w:themeColor="text1"/>
+                <w:sz w:val="24"/>
+              </w:rPr>
+            </w:pPr>
+            <w:r>
+              <w:rPr>
+                <w:b/>
+                <w:bCs/>
+                <w:color w:val="000000" w:themeColor="text1"/>
+                <w:sz w:val="24"/>
+              </w:rPr>
+              <w:t xml:space="preserve">Test </w:t>
+            </w:r>
+            <w:r>
+              <w:rPr>
+                <w:b/>
+                <w:bCs/>
+                <w:color w:val="000000" w:themeColor="text1"/>
+                <w:sz w:val="24"/>
+              </w:rPr>
+              <w:t>A2 Loops</w:t>
+            </w:r>
+          </w:p>
+        </w:tc>
+        <w:tc>
+          <w:tcPr>
+            <w:tcW w:w="1604" w:type="dxa"/>
+            <w:vAlign w:val="center"/>
+          </w:tcPr>
+          <w:p>
+            <w:pPr>
+              <w:spacing w:line="360" w:lineRule="auto"/>
+              <w:jc w:val="center"/>
+              <w:rPr>
+                <w:b/>
+                <w:bCs/>
+                <w:color w:val="000000" w:themeColor="text1"/>
+                <w:sz w:val="24"/>
+              </w:rPr>
+            </w:pPr>
+            <w:r>
+              <w:rPr>
+                <w:b/>
+                <w:bCs/>
+                <w:color w:val="000000" w:themeColor="text1"/>
+                <w:sz w:val="24"/>
+              </w:rPr>
+              <w:t xml:space="preserve">Test </w:t>
+            </w:r>
+            <w:r>
+              <w:rPr>
+                <w:b/>
+                <w:bCs/>
+                <w:color w:val="000000" w:themeColor="text1"/>
+                <w:sz w:val="24"/>
+              </w:rPr>
+              <w:t>B Loops</w:t>
+            </w:r>
+          </w:p>
+        </w:tc>
+        <w:tc>
+          <w:tcPr>
+            <w:tcW w:w="1604" w:type="dxa"/>
+            <w:vAlign w:val="center"/>
+          </w:tcPr>
+          <w:p>
+            <w:pPr>
+              <w:spacing w:line="360" w:lineRule="auto"/>
+              <w:jc w:val="center"/>
+              <w:rPr>
+                <w:b/>
+                <w:bCs/>
+                <w:color w:val="000000" w:themeColor="text1"/>
+                <w:sz w:val="24"/>
+              </w:rPr>
+            </w:pPr>
+            <w:r>
+              <w:rPr>
+                <w:b/>
+                <w:bCs/>
+                <w:color w:val="000000" w:themeColor="text1"/>
+                <w:sz w:val="24"/>
+              </w:rPr>
+              <w:t xml:space="preserve">Test </w:t>
+            </w:r>
+            <w:r>
+              <w:rPr>
+                <w:b/>
+                <w:bCs/>
+                <w:color w:val="000000" w:themeColor="text1"/>
+                <w:sz w:val="24"/>
+              </w:rPr>
+              <w:t>C Loops</w:t>
+            </w:r>
+          </w:p>
+        </w:tc>
+        <w:tc>
+          <w:tcPr>
+            <w:tcW w:w="1604" w:type="dxa"/>
+            <w:vAlign w:val="center"/>
+          </w:tcPr>
+          <w:p>
+            <w:pPr>
+              <w:spacing w:line="360" w:lineRule="auto"/>
+              <w:jc w:val="center"/>
+              <w:rPr>
+                <w:b/>
+                <w:bCs/>
+                <w:color w:val="000000" w:themeColor="text1"/>
+                <w:sz w:val="24"/>
+              </w:rPr>
+            </w:pPr>
+            <w:r>
+              <w:rPr>
+                <w:b/>
+                <w:bCs/>
+                <w:color w:val="000000" w:themeColor="text1"/>
+                <w:sz w:val="24"/>
+              </w:rPr>
+              <w:t xml:space="preserve">Test </w:t>
+            </w:r>
+            <w:r>
+              <w:rPr>
+                <w:b/>
+                <w:bCs/>
+                <w:color w:val="000000" w:themeColor="text1"/>
+                <w:sz w:val="24"/>
+              </w:rPr>
+              <w:t>D Loops</w:t>
+            </w:r>
+          </w:p>
+        </w:tc>
+      </w:tr>
+      <w:tr>
+        <w:tc>
+          <w:tcPr>
+            <w:tcW w:w="1603" w:type="dxa"/>
+            <w:vAlign w:val="center"/>
+          </w:tcPr>
+          <w:p>
+            <w:pPr>
+              <w:spacing w:line="360" w:lineRule="auto"/>
+              <w:jc w:val="center"/>
+              <w:rPr>
+                <w:color w:val="000000" w:themeColor="text1"/>
+                <w:sz w:val="24"/>
+              </w:rPr>
+            </w:pPr>
+            <w:r>
+              <w:rPr>
+                <w:color w:val="000000" w:themeColor="text1"/>
+                <w:sz w:val="24"/>
+              </w:rPr>
+              <w:t>10</w:t>
+            </w:r>
+          </w:p>
+        </w:tc>
+        <w:tc>
+          <w:tcPr>
+            <w:tcW w:w="1603" w:type="dxa"/>
+          </w:tcPr>
+          <w:p>
+            <w:pPr>
+              <w:spacing w:line="360" w:lineRule="auto"/>
+              <w:jc w:val="center"/>
+              <w:rPr>
+                <w:color w:val="000000" w:themeColor="text1"/>
+                <w:sz w:val="24"/>
+              </w:rPr>
+            </w:pPr>
+            <w:r>
+              <w:t>366336</w:t>
+            </w:r>
+          </w:p>
+        </w:tc>
+        <w:tc>
+          <w:tcPr>
+            <w:tcW w:w="1604" w:type="dxa"/>
+          </w:tcPr>
+          <w:p>
+            <w:pPr>
+              <w:spacing w:line="360" w:lineRule="auto"/>
+              <w:jc w:val="center"/>
+              <w:rPr>
+                <w:color w:val="000000" w:themeColor="text1"/>
+                <w:sz w:val="24"/>
+              </w:rPr>
+            </w:pPr>
+            <w:r>
+              <w:t>707274</w:t>
+            </w:r>
+          </w:p>
+        </w:tc>
+        <w:tc>
+          <w:tcPr>
+            <w:tcW w:w="1604" w:type="dxa"/>
+          </w:tcPr>
+          <w:p>
+            <w:pPr>
+              <w:spacing w:line="360" w:lineRule="auto"/>
+              <w:jc w:val="center"/>
+              <w:rPr>
+                <w:color w:val="000000" w:themeColor="text1"/>
+                <w:sz w:val="24"/>
+              </w:rPr>
+            </w:pPr>
+            <w:r>
+              <w:t>812777</w:t>
+            </w:r>
+          </w:p>
+        </w:tc>
+        <w:tc>
+          <w:tcPr>
+            <w:tcW w:w="1604" w:type="dxa"/>
+          </w:tcPr>
+          <w:p>
+            <w:pPr>
+              <w:spacing w:line="360" w:lineRule="auto"/>
+              <w:jc w:val="center"/>
+              <w:rPr>
+                <w:color w:val="000000" w:themeColor="text1"/>
+                <w:sz w:val="24"/>
+              </w:rPr>
+            </w:pPr>
+            <w:r>
+              <w:t>1112622</w:t>
+            </w:r>
+          </w:p>
+        </w:tc>
+        <w:tc>
+          <w:tcPr>
+            <w:tcW w:w="1604" w:type="dxa"/>
+          </w:tcPr>
+          <w:p>
+            <w:pPr>
+              <w:spacing w:line="360" w:lineRule="auto"/>
+              <w:jc w:val="center"/>
+              <w:rPr>
+                <w:color w:val="000000" w:themeColor="text1"/>
+                <w:sz w:val="24"/>
+              </w:rPr>
+            </w:pPr>
+            <w:r>
+              <w:t>1169232</w:t>
+            </w:r>
+          </w:p>
+        </w:tc>
+      </w:tr>
+      <w:tr>
+        <w:tc>
+          <w:tcPr>
+            <w:tcW w:w="1603" w:type="dxa"/>
+            <w:vAlign w:val="center"/>
+          </w:tcPr>
+          <w:p>
+            <w:pPr>
+              <w:spacing w:line="360" w:lineRule="auto"/>
+              <w:jc w:val="center"/>
+              <w:rPr>
+                <w:color w:val="000000" w:themeColor="text1"/>
+                <w:sz w:val="24"/>
+              </w:rPr>
+            </w:pPr>
+            <w:r>
+              <w:rPr>
+                <w:color w:val="000000" w:themeColor="text1"/>
+                <w:sz w:val="24"/>
+              </w:rPr>
+              <w:t>20</w:t>
+            </w:r>
+          </w:p>
+        </w:tc>
+        <w:tc>
+          <w:tcPr>
+            <w:tcW w:w="1603" w:type="dxa"/>
+          </w:tcPr>
+          <w:p>
+            <w:pPr>
+              <w:spacing w:line="360" w:lineRule="auto"/>
+              <w:jc w:val="center"/>
+              <w:rPr>
+                <w:color w:val="000000" w:themeColor="text1"/>
+                <w:sz w:val="24"/>
+              </w:rPr>
+            </w:pPr>
+            <w:r>
+              <w:t>123646</w:t>
+            </w:r>
+          </w:p>
+        </w:tc>
+        <w:tc>
+          <w:tcPr>
+            <w:tcW w:w="1604" w:type="dxa"/>
+          </w:tcPr>
+          <w:p>
+            <w:pPr>
+              <w:spacing w:line="360" w:lineRule="auto"/>
+              <w:jc w:val="center"/>
+              <w:rPr>
+                <w:color w:val="000000" w:themeColor="text1"/>
+                <w:sz w:val="24"/>
+              </w:rPr>
+            </w:pPr>
+            <w:r>
+              <w:t>267056</w:t>
+            </w:r>
+          </w:p>
+        </w:tc>
+        <w:tc>
+          <w:tcPr>
+            <w:tcW w:w="1604" w:type="dxa"/>
+          </w:tcPr>
+          <w:p>
+            <w:pPr>
+              <w:spacing w:line="360" w:lineRule="auto"/>
+              <w:jc w:val="center"/>
+              <w:rPr>
+                <w:color w:val="000000" w:themeColor="text1"/>
+                <w:sz w:val="24"/>
+              </w:rPr>
+            </w:pPr>
+            <w:r>
+              <w:t>338873</w:t>
+            </w:r>
+          </w:p>
+        </w:tc>
+        <w:tc>
+          <w:tcPr>
+            <w:tcW w:w="1604" w:type="dxa"/>
+          </w:tcPr>
+          <w:p>
+            <w:pPr>
+              <w:spacing w:line="360" w:lineRule="auto"/>
+              <w:jc w:val="center"/>
+              <w:rPr>
+                <w:color w:val="000000" w:themeColor="text1"/>
+                <w:sz w:val="24"/>
+              </w:rPr>
+            </w:pPr>
+            <w:r>
+              <w:t>618124</w:t>
+            </w:r>
+          </w:p>
+        </w:tc>
+        <w:tc>
+          <w:tcPr>
+            <w:tcW w:w="1604" w:type="dxa"/>
+          </w:tcPr>
+          <w:p>
+            <w:pPr>
+              <w:spacing w:line="360" w:lineRule="auto"/>
+              <w:jc w:val="center"/>
+              <w:rPr>
+                <w:color w:val="000000" w:themeColor="text1"/>
+                <w:sz w:val="24"/>
+              </w:rPr>
+            </w:pPr>
+            <w:r>
+              <w:t>729602</w:t>
+            </w:r>
+          </w:p>
+        </w:tc>
+      </w:tr>
+      <w:tr>
+        <w:tc>
+          <w:tcPr>
+            <w:tcW w:w="1603" w:type="dxa"/>
+            <w:vAlign w:val="center"/>
+          </w:tcPr>
+          <w:p>
+            <w:pPr>
+              <w:spacing w:line="360" w:lineRule="auto"/>
+              <w:jc w:val="center"/>
+              <w:rPr>
+                <w:color w:val="000000" w:themeColor="text1"/>
+                <w:sz w:val="24"/>
+              </w:rPr>
+            </w:pPr>
+            <w:r>
+              <w:rPr>
+                <w:color w:val="000000" w:themeColor="text1"/>
+                <w:sz w:val="24"/>
+              </w:rPr>
+              <w:t>30</w:t>
+            </w:r>
+          </w:p>
+        </w:tc>
+        <w:tc>
+          <w:tcPr>
+            <w:tcW w:w="1603" w:type="dxa"/>
+          </w:tcPr>
+          <w:p>
+            <w:pPr>
+              <w:spacing w:line="360" w:lineRule="auto"/>
+              <w:jc w:val="center"/>
+              <w:rPr>
+                <w:color w:val="000000" w:themeColor="text1"/>
+                <w:sz w:val="24"/>
+              </w:rPr>
+            </w:pPr>
+            <w:r>
+              <w:t>58219</w:t>
+            </w:r>
+          </w:p>
+        </w:tc>
+        <w:tc>
+          <w:tcPr>
+            <w:tcW w:w="1604" w:type="dxa"/>
+          </w:tcPr>
+          <w:p>
+            <w:pPr>
+              <w:spacing w:line="360" w:lineRule="auto"/>
+              <w:jc w:val="center"/>
+              <w:rPr>
+                <w:color w:val="000000" w:themeColor="text1"/>
+                <w:sz w:val="24"/>
+              </w:rPr>
+            </w:pPr>
+            <w:r>
+              <w:t>129947</w:t>
+            </w:r>
+          </w:p>
+        </w:tc>
+        <w:tc>
+          <w:tcPr>
+            <w:tcW w:w="1604" w:type="dxa"/>
+          </w:tcPr>
+          <w:p>
+            <w:pPr>
+              <w:spacing w:line="360" w:lineRule="auto"/>
+              <w:jc w:val="center"/>
+              <w:rPr>
+                <w:color w:val="000000" w:themeColor="text1"/>
+                <w:sz w:val="24"/>
+              </w:rPr>
+            </w:pPr>
+            <w:r>
+              <w:t>171328</w:t>
+            </w:r>
+          </w:p>
+        </w:tc>
+        <w:tc>
+          <w:tcPr>
+            <w:tcW w:w="1604" w:type="dxa"/>
+          </w:tcPr>
+          <w:p>
+            <w:pPr>
+              <w:spacing w:line="360" w:lineRule="auto"/>
+              <w:jc w:val="center"/>
+              <w:rPr>
+                <w:color w:val="000000" w:themeColor="text1"/>
+                <w:sz w:val="24"/>
+              </w:rPr>
+            </w:pPr>
+            <w:r>
+              <w:t>361757</w:t>
+            </w:r>
+          </w:p>
+        </w:tc>
+        <w:tc>
+          <w:tcPr>
+            <w:tcW w:w="1604" w:type="dxa"/>
+          </w:tcPr>
+          <w:p>
+            <w:pPr>
+              <w:spacing w:line="360" w:lineRule="auto"/>
+              <w:jc w:val="center"/>
+              <w:rPr>
+                <w:color w:val="000000" w:themeColor="text1"/>
+                <w:sz w:val="24"/>
+              </w:rPr>
+            </w:pPr>
+            <w:r>
+              <w:t>444952</w:t>
+            </w:r>
+          </w:p>
+        </w:tc>
+      </w:tr>
+    </w:tbl>
+    <w:p>
+      <w:pPr>
+        <w:spacing w:line="360" w:lineRule="auto"/>
+        <w:jc w:val="both"/>
+        <w:rPr>
+          <w:color w:val="000000" w:themeColor="text1"/>
+          <w:sz w:val="24"/>
+        </w:rPr>
+      </w:pPr>
+    </w:p>
+    <w:p>
+      <w:pPr>
+        <w:spacing w:line="360" w:lineRule="auto"/>
+        <w:jc w:val="both"/>
+        <w:rPr>
+          <w:color w:val="000000" w:themeColor="text1"/>
+          <w:sz w:val="24"/>
+        </w:rPr>
+      </w:pPr>
+      <w:r>
+        <w:rPr>
+          <w:b/>
+          <w:bCs/>
+          <w:noProof/>
+          <w:color w:val="000000" w:themeColor="text1"/>
+          <w:sz w:val="24"/>
+        </w:rPr>
+        <w:drawing>
+          <wp:inline distT="0" distB="0" distL="0" distR="0" wp14:anchorId="77643733" wp14:editId="117FD333">
+            <wp:extent cx="4587240" cy="2560320"/>
+            <wp:effectExtent l="0" t="0" r="3810" b="11430"/>
+            <wp:docPr id="1759545815" name="Chart 1759545815"/>
+            <wp:cNvGraphicFramePr/>
+            <a:graphic xmlns:a="http://schemas.openxmlformats.org/drawingml/2006/main">
+              <a:graphicData uri="http://schemas.openxmlformats.org/drawingml/2006/chart">
+                <c:chart xmlns:c="http://schemas.openxmlformats.org/drawingml/2006/chart" xmlns:r="http://schemas.openxmlformats.org/officeDocument/2006/relationships" r:id="rId8"/>
+              </a:graphicData>
+            </a:graphic>
+          </wp:inline>
+        </w:drawing>
+      </w:r>
+    </w:p>
+    <w:p>
+      <w:pPr>
+        <w:spacing w:line="360" w:lineRule="auto"/>
+        <w:jc w:val="both"/>
+        <w:rPr>
+          <w:color w:val="000000" w:themeColor="text1"/>
+          <w:sz w:val="24"/>
+        </w:rPr>
+      </w:pPr>
+      <w:r>
+        <w:rPr>
+          <w:color w:val="000000" w:themeColor="text1"/>
+          <w:sz w:val="24"/>
+        </w:rPr>
+        <w:br/>
+      </w:r>
+      <w:r>
+        <w:rPr>
+          <w:color w:val="000000" w:themeColor="text1"/>
+          <w:sz w:val="24"/>
+        </w:rPr>
+        <w:t>Based on the results when</w:t>
+      </w:r>
+      <w:r>
+        <w:rPr>
+          <w:color w:val="000000" w:themeColor="text1"/>
+          <w:sz w:val="24"/>
+        </w:rPr>
+        <w:t xml:space="preserve"> comparing the unoptimized and optimized Test A1 loop counts, </w:t>
+      </w:r>
+      <w:r>
+        <w:rPr>
+          <w:color w:val="000000" w:themeColor="text1"/>
+          <w:sz w:val="24"/>
+        </w:rPr>
+        <w:t>it clearly displays a</w:t>
+      </w:r>
+      <w:r>
+        <w:rPr>
+          <w:color w:val="000000" w:themeColor="text1"/>
+          <w:sz w:val="24"/>
+        </w:rPr>
+        <w:t xml:space="preserve"> </w:t>
+      </w:r>
+      <w:r>
+        <w:rPr>
+          <w:color w:val="000000" w:themeColor="text1"/>
+          <w:sz w:val="24"/>
+        </w:rPr>
+        <w:t>reduction</w:t>
+      </w:r>
+      <w:r>
+        <w:rPr>
+          <w:color w:val="000000" w:themeColor="text1"/>
+          <w:sz w:val="24"/>
+        </w:rPr>
+        <w:t xml:space="preserve"> of 10.35% and 8.16% for the 10 and 20 box </w:t>
+      </w:r>
+      <w:r>
+        <w:rPr>
+          <w:color w:val="000000" w:themeColor="text1"/>
+          <w:sz w:val="24"/>
+        </w:rPr>
+        <w:t>count tests</w:t>
+      </w:r>
+      <w:r>
+        <w:rPr>
+          <w:color w:val="000000" w:themeColor="text1"/>
+          <w:sz w:val="24"/>
+        </w:rPr>
+        <w:t xml:space="preserve">, respectively, indicating successful optimization for these box counts. However, for the </w:t>
+      </w:r>
+      <w:r>
+        <w:rPr>
+          <w:color w:val="000000" w:themeColor="text1"/>
+          <w:sz w:val="24"/>
+        </w:rPr>
+        <w:t>30-box</w:t>
+      </w:r>
+      <w:r>
+        <w:rPr>
+          <w:color w:val="000000" w:themeColor="text1"/>
+          <w:sz w:val="24"/>
+        </w:rPr>
+        <w:t xml:space="preserve"> scenario, the loop </w:t>
+      </w:r>
+      <w:proofErr w:type="gramStart"/>
+      <w:r>
+        <w:rPr>
+          <w:color w:val="000000" w:themeColor="text1"/>
+          <w:sz w:val="24"/>
+        </w:rPr>
+        <w:t>count</w:t>
+      </w:r>
+      <w:proofErr w:type="gramEnd"/>
+      <w:r>
+        <w:rPr>
+          <w:color w:val="000000" w:themeColor="text1"/>
+          <w:sz w:val="24"/>
+        </w:rPr>
+        <w:t xml:space="preserve"> unexpectedly increased by 9.75%</w:t>
+      </w:r>
+      <w:r>
+        <w:rPr>
+          <w:color w:val="000000" w:themeColor="text1"/>
+          <w:sz w:val="24"/>
+        </w:rPr>
+        <w:t xml:space="preserve"> and similar to the unoptimized result for 30 box counts</w:t>
+      </w:r>
+      <w:r>
+        <w:rPr>
+          <w:color w:val="000000" w:themeColor="text1"/>
+          <w:sz w:val="24"/>
+        </w:rPr>
+        <w:t xml:space="preserve">. This suggests that the optimization improved efficiency for smaller data sizes but may have introduced inefficiencies or was less beneficial for larger data sizes. A deeper investigation into the optimization's nature and potential specific-case overheads would be necessary to fully understand this </w:t>
+      </w:r>
+      <w:r>
+        <w:rPr>
+          <w:color w:val="000000" w:themeColor="text1"/>
+          <w:sz w:val="24"/>
+        </w:rPr>
+        <w:t>behaviour</w:t>
+      </w:r>
+      <w:r>
+        <w:rPr>
+          <w:color w:val="000000" w:themeColor="text1"/>
+          <w:sz w:val="24"/>
+        </w:rPr>
+        <w:t>.</w:t>
+      </w:r>
+    </w:p>
     <w:sectPr>
-      <w:headerReference w:type="default" r:id="rId8"/>
+      <w:headerReference w:type="default" r:id="rId9"/>
       <w:pgSz w:w="11900" w:h="16840"/>
       <w:pgMar w:top="1440" w:right="1134" w:bottom="1440" w:left="1134" w:header="709" w:footer="709" w:gutter="0"/>
       <w:cols w:space="708"/>
@@ -3358,6 +4406,424 @@
 </c:chartSpace>
 </file>
 
+<file path=word/charts/chart2.xml><?xml version="1.0" encoding="utf-8"?>
+<c:chartSpace xmlns:c="http://schemas.openxmlformats.org/drawingml/2006/chart" xmlns:a="http://schemas.openxmlformats.org/drawingml/2006/main" xmlns:r="http://schemas.openxmlformats.org/officeDocument/2006/relationships" xmlns:c16r2="http://schemas.microsoft.com/office/drawing/2015/06/chart">
+  <c:date1904 val="0"/>
+  <c:lang val="en-US"/>
+  <c:roundedCorners val="0"/>
+  <mc:AlternateContent xmlns:mc="http://schemas.openxmlformats.org/markup-compatibility/2006">
+    <mc:Choice xmlns:c14="http://schemas.microsoft.com/office/drawing/2007/8/2/chart" Requires="c14">
+      <c14:style val="102"/>
+    </mc:Choice>
+    <mc:Fallback>
+      <c:style val="2"/>
+    </mc:Fallback>
+  </mc:AlternateContent>
+  <c:chart>
+    <c:title>
+      <c:tx>
+        <c:rich>
+          <a:bodyPr rot="0" spcFirstLastPara="1" vertOverflow="ellipsis" vert="horz" wrap="square" anchor="ctr" anchorCtr="1"/>
+          <a:lstStyle/>
+          <a:p>
+            <a:pPr>
+              <a:defRPr sz="1400" b="0" i="0" u="none" strike="noStrike" kern="1200" spc="0" baseline="0">
+                <a:solidFill>
+                  <a:schemeClr val="tx1">
+                    <a:lumMod val="65000"/>
+                    <a:lumOff val="35000"/>
+                  </a:schemeClr>
+                </a:solidFill>
+                <a:latin typeface="+mn-lt"/>
+                <a:ea typeface="+mn-ea"/>
+                <a:cs typeface="+mn-cs"/>
+              </a:defRPr>
+            </a:pPr>
+            <a:r>
+              <a:rPr lang="en-US"/>
+              <a:t>Test A1 with and without performance</a:t>
+            </a:r>
+            <a:r>
+              <a:rPr lang="en-US" baseline="0"/>
+              <a:t> optizmation</a:t>
+            </a:r>
+            <a:endParaRPr lang="en-US"/>
+          </a:p>
+        </c:rich>
+      </c:tx>
+      <c:overlay val="0"/>
+      <c:spPr>
+        <a:noFill/>
+        <a:ln>
+          <a:noFill/>
+        </a:ln>
+        <a:effectLst/>
+      </c:spPr>
+      <c:txPr>
+        <a:bodyPr rot="0" spcFirstLastPara="1" vertOverflow="ellipsis" vert="horz" wrap="square" anchor="ctr" anchorCtr="1"/>
+        <a:lstStyle/>
+        <a:p>
+          <a:pPr>
+            <a:defRPr sz="1400" b="0" i="0" u="none" strike="noStrike" kern="1200" spc="0" baseline="0">
+              <a:solidFill>
+                <a:schemeClr val="tx1">
+                  <a:lumMod val="65000"/>
+                  <a:lumOff val="35000"/>
+                </a:schemeClr>
+              </a:solidFill>
+              <a:latin typeface="+mn-lt"/>
+              <a:ea typeface="+mn-ea"/>
+              <a:cs typeface="+mn-cs"/>
+            </a:defRPr>
+          </a:pPr>
+          <a:endParaRPr lang="en-US"/>
+        </a:p>
+      </c:txPr>
+    </c:title>
+    <c:autoTitleDeleted val="0"/>
+    <c:plotArea>
+      <c:layout/>
+      <c:lineChart>
+        <c:grouping val="standard"/>
+        <c:varyColors val="0"/>
+        <c:ser>
+          <c:idx val="0"/>
+          <c:order val="0"/>
+          <c:tx>
+            <c:strRef>
+              <c:f>Sheet1!$B$1</c:f>
+              <c:strCache>
+                <c:ptCount val="1"/>
+                <c:pt idx="0">
+                  <c:v>Test A1</c:v>
+                </c:pt>
+              </c:strCache>
+            </c:strRef>
+          </c:tx>
+          <c:spPr>
+            <a:ln w="28575" cap="rnd">
+              <a:solidFill>
+                <a:schemeClr val="accent1"/>
+              </a:solidFill>
+              <a:round/>
+            </a:ln>
+            <a:effectLst/>
+          </c:spPr>
+          <c:marker>
+            <c:symbol val="none"/>
+          </c:marker>
+          <c:cat>
+            <c:numRef>
+              <c:f>Sheet1!$A$2:$A$4</c:f>
+              <c:numCache>
+                <c:formatCode>General</c:formatCode>
+                <c:ptCount val="3"/>
+                <c:pt idx="0">
+                  <c:v>10</c:v>
+                </c:pt>
+                <c:pt idx="1">
+                  <c:v>20</c:v>
+                </c:pt>
+                <c:pt idx="2">
+                  <c:v>30</c:v>
+                </c:pt>
+              </c:numCache>
+            </c:numRef>
+          </c:cat>
+          <c:val>
+            <c:numRef>
+              <c:f>Sheet1!$B$2:$B$4</c:f>
+              <c:numCache>
+                <c:formatCode>General</c:formatCode>
+                <c:ptCount val="3"/>
+                <c:pt idx="0">
+                  <c:v>366336</c:v>
+                </c:pt>
+                <c:pt idx="1">
+                  <c:v>123646</c:v>
+                </c:pt>
+                <c:pt idx="2">
+                  <c:v>58219</c:v>
+                </c:pt>
+              </c:numCache>
+            </c:numRef>
+          </c:val>
+          <c:smooth val="0"/>
+          <c:extLst>
+            <c:ext xmlns:c16="http://schemas.microsoft.com/office/drawing/2014/chart" uri="{C3380CC4-5D6E-409C-BE32-E72D297353CC}">
+              <c16:uniqueId val="{00000000-6B9F-426E-903E-6763A09A4B6B}"/>
+            </c:ext>
+          </c:extLst>
+        </c:ser>
+        <c:ser>
+          <c:idx val="1"/>
+          <c:order val="1"/>
+          <c:tx>
+            <c:strRef>
+              <c:f>Sheet1!$C$1</c:f>
+              <c:strCache>
+                <c:ptCount val="1"/>
+                <c:pt idx="0">
+                  <c:v>Test A1 (no optimzation)</c:v>
+                </c:pt>
+              </c:strCache>
+            </c:strRef>
+          </c:tx>
+          <c:spPr>
+            <a:ln w="28575" cap="rnd">
+              <a:solidFill>
+                <a:schemeClr val="accent2"/>
+              </a:solidFill>
+              <a:round/>
+            </a:ln>
+            <a:effectLst/>
+          </c:spPr>
+          <c:marker>
+            <c:symbol val="none"/>
+          </c:marker>
+          <c:cat>
+            <c:numRef>
+              <c:f>Sheet1!$A$2:$A$4</c:f>
+              <c:numCache>
+                <c:formatCode>General</c:formatCode>
+                <c:ptCount val="3"/>
+                <c:pt idx="0">
+                  <c:v>10</c:v>
+                </c:pt>
+                <c:pt idx="1">
+                  <c:v>20</c:v>
+                </c:pt>
+                <c:pt idx="2">
+                  <c:v>30</c:v>
+                </c:pt>
+              </c:numCache>
+            </c:numRef>
+          </c:cat>
+          <c:val>
+            <c:numRef>
+              <c:f>Sheet1!$C$2:$C$4</c:f>
+              <c:numCache>
+                <c:formatCode>General</c:formatCode>
+                <c:ptCount val="3"/>
+                <c:pt idx="0">
+                  <c:v>408634</c:v>
+                </c:pt>
+                <c:pt idx="1">
+                  <c:v>134623</c:v>
+                </c:pt>
+                <c:pt idx="2">
+                  <c:v>53046</c:v>
+                </c:pt>
+              </c:numCache>
+            </c:numRef>
+          </c:val>
+          <c:smooth val="0"/>
+          <c:extLst>
+            <c:ext xmlns:c16="http://schemas.microsoft.com/office/drawing/2014/chart" uri="{C3380CC4-5D6E-409C-BE32-E72D297353CC}">
+              <c16:uniqueId val="{00000001-6B9F-426E-903E-6763A09A4B6B}"/>
+            </c:ext>
+          </c:extLst>
+        </c:ser>
+        <c:dLbls>
+          <c:showLegendKey val="0"/>
+          <c:showVal val="0"/>
+          <c:showCatName val="0"/>
+          <c:showSerName val="0"/>
+          <c:showPercent val="0"/>
+          <c:showBubbleSize val="0"/>
+        </c:dLbls>
+        <c:smooth val="0"/>
+        <c:axId val="1301905424"/>
+        <c:axId val="1295938896"/>
+      </c:lineChart>
+      <c:catAx>
+        <c:axId val="1301905424"/>
+        <c:scaling>
+          <c:orientation val="minMax"/>
+        </c:scaling>
+        <c:delete val="0"/>
+        <c:axPos val="b"/>
+        <c:numFmt formatCode="General" sourceLinked="1"/>
+        <c:majorTickMark val="none"/>
+        <c:minorTickMark val="none"/>
+        <c:tickLblPos val="nextTo"/>
+        <c:spPr>
+          <a:noFill/>
+          <a:ln w="9525" cap="flat" cmpd="sng" algn="ctr">
+            <a:solidFill>
+              <a:schemeClr val="tx1">
+                <a:lumMod val="15000"/>
+                <a:lumOff val="85000"/>
+              </a:schemeClr>
+            </a:solidFill>
+            <a:round/>
+          </a:ln>
+          <a:effectLst/>
+        </c:spPr>
+        <c:txPr>
+          <a:bodyPr rot="-60000000" spcFirstLastPara="1" vertOverflow="ellipsis" vert="horz" wrap="square" anchor="ctr" anchorCtr="1"/>
+          <a:lstStyle/>
+          <a:p>
+            <a:pPr>
+              <a:defRPr sz="900" b="0" i="0" u="none" strike="noStrike" kern="1200" baseline="0">
+                <a:solidFill>
+                  <a:schemeClr val="tx1">
+                    <a:lumMod val="65000"/>
+                    <a:lumOff val="35000"/>
+                  </a:schemeClr>
+                </a:solidFill>
+                <a:latin typeface="+mn-lt"/>
+                <a:ea typeface="+mn-ea"/>
+                <a:cs typeface="+mn-cs"/>
+              </a:defRPr>
+            </a:pPr>
+            <a:endParaRPr lang="en-US"/>
+          </a:p>
+        </c:txPr>
+        <c:crossAx val="1295938896"/>
+        <c:crosses val="autoZero"/>
+        <c:auto val="1"/>
+        <c:lblAlgn val="ctr"/>
+        <c:lblOffset val="100"/>
+        <c:noMultiLvlLbl val="0"/>
+      </c:catAx>
+      <c:valAx>
+        <c:axId val="1295938896"/>
+        <c:scaling>
+          <c:orientation val="minMax"/>
+        </c:scaling>
+        <c:delete val="0"/>
+        <c:axPos val="l"/>
+        <c:majorGridlines>
+          <c:spPr>
+            <a:ln w="9525" cap="flat" cmpd="sng" algn="ctr">
+              <a:solidFill>
+                <a:schemeClr val="tx1">
+                  <a:lumMod val="15000"/>
+                  <a:lumOff val="85000"/>
+                </a:schemeClr>
+              </a:solidFill>
+              <a:round/>
+            </a:ln>
+            <a:effectLst/>
+          </c:spPr>
+        </c:majorGridlines>
+        <c:numFmt formatCode="General" sourceLinked="1"/>
+        <c:majorTickMark val="none"/>
+        <c:minorTickMark val="none"/>
+        <c:tickLblPos val="nextTo"/>
+        <c:spPr>
+          <a:noFill/>
+          <a:ln>
+            <a:noFill/>
+          </a:ln>
+          <a:effectLst/>
+        </c:spPr>
+        <c:txPr>
+          <a:bodyPr rot="-60000000" spcFirstLastPara="1" vertOverflow="ellipsis" vert="horz" wrap="square" anchor="ctr" anchorCtr="1"/>
+          <a:lstStyle/>
+          <a:p>
+            <a:pPr>
+              <a:defRPr sz="900" b="0" i="0" u="none" strike="noStrike" kern="1200" baseline="0">
+                <a:solidFill>
+                  <a:schemeClr val="tx1">
+                    <a:lumMod val="65000"/>
+                    <a:lumOff val="35000"/>
+                  </a:schemeClr>
+                </a:solidFill>
+                <a:latin typeface="+mn-lt"/>
+                <a:ea typeface="+mn-ea"/>
+                <a:cs typeface="+mn-cs"/>
+              </a:defRPr>
+            </a:pPr>
+            <a:endParaRPr lang="en-US"/>
+          </a:p>
+        </c:txPr>
+        <c:crossAx val="1301905424"/>
+        <c:crosses val="autoZero"/>
+        <c:crossBetween val="between"/>
+      </c:valAx>
+      <c:spPr>
+        <a:noFill/>
+        <a:ln>
+          <a:noFill/>
+        </a:ln>
+        <a:effectLst/>
+      </c:spPr>
+    </c:plotArea>
+    <c:legend>
+      <c:legendPos val="b"/>
+      <c:overlay val="0"/>
+      <c:spPr>
+        <a:noFill/>
+        <a:ln>
+          <a:noFill/>
+        </a:ln>
+        <a:effectLst/>
+      </c:spPr>
+      <c:txPr>
+        <a:bodyPr rot="0" spcFirstLastPara="1" vertOverflow="ellipsis" vert="horz" wrap="square" anchor="ctr" anchorCtr="1"/>
+        <a:lstStyle/>
+        <a:p>
+          <a:pPr>
+            <a:defRPr sz="900" b="0" i="0" u="none" strike="noStrike" kern="1200" baseline="0">
+              <a:solidFill>
+                <a:schemeClr val="tx1">
+                  <a:lumMod val="65000"/>
+                  <a:lumOff val="35000"/>
+                </a:schemeClr>
+              </a:solidFill>
+              <a:latin typeface="+mn-lt"/>
+              <a:ea typeface="+mn-ea"/>
+              <a:cs typeface="+mn-cs"/>
+            </a:defRPr>
+          </a:pPr>
+          <a:endParaRPr lang="en-US"/>
+        </a:p>
+      </c:txPr>
+    </c:legend>
+    <c:plotVisOnly val="1"/>
+    <c:dispBlanksAs val="gap"/>
+    <c:extLst>
+      <c:ext xmlns:c16r3="http://schemas.microsoft.com/office/drawing/2017/03/chart" uri="{56B9EC1D-385E-4148-901F-78D8002777C0}">
+        <c16r3:dataDisplayOptions16>
+          <c16r3:dispNaAsBlank val="1"/>
+        </c16r3:dataDisplayOptions16>
+      </c:ext>
+    </c:extLst>
+    <c:showDLblsOverMax val="0"/>
+  </c:chart>
+  <c:spPr>
+    <a:solidFill>
+      <a:schemeClr val="bg1"/>
+    </a:solidFill>
+    <a:ln w="9525" cap="flat" cmpd="sng" algn="ctr">
+      <a:solidFill>
+        <a:schemeClr val="tx1">
+          <a:lumMod val="15000"/>
+          <a:lumOff val="85000"/>
+        </a:schemeClr>
+      </a:solidFill>
+      <a:round/>
+    </a:ln>
+    <a:effectLst/>
+  </c:spPr>
+  <c:txPr>
+    <a:bodyPr/>
+    <a:lstStyle/>
+    <a:p>
+      <a:pPr>
+        <a:defRPr/>
+      </a:pPr>
+      <a:endParaRPr lang="en-US"/>
+    </a:p>
+  </c:txPr>
+  <c:externalData r:id="rId3">
+    <c:autoUpdate val="0"/>
+  </c:externalData>
+</c:chartSpace>
+</file>
+
 <file path=word/charts/colors1.xml><?xml version="1.0" encoding="utf-8"?>
 <cs:colorStyle xmlns:cs="http://schemas.microsoft.com/office/drawing/2012/chartStyle" xmlns:a="http://schemas.openxmlformats.org/drawingml/2006/main" meth="cycle" id="10">
   <a:schemeClr val="accent1"/>
@@ -3398,7 +4864,563 @@
 </cs:colorStyle>
 </file>
 
+<file path=word/charts/colors2.xml><?xml version="1.0" encoding="utf-8"?>
+<cs:colorStyle xmlns:cs="http://schemas.microsoft.com/office/drawing/2012/chartStyle" xmlns:a="http://schemas.openxmlformats.org/drawingml/2006/main" meth="cycle" id="10">
+  <a:schemeClr val="accent1"/>
+  <a:schemeClr val="accent2"/>
+  <a:schemeClr val="accent3"/>
+  <a:schemeClr val="accent4"/>
+  <a:schemeClr val="accent5"/>
+  <a:schemeClr val="accent6"/>
+  <cs:variation/>
+  <cs:variation>
+    <a:lumMod val="60000"/>
+  </cs:variation>
+  <cs:variation>
+    <a:lumMod val="80000"/>
+    <a:lumOff val="20000"/>
+  </cs:variation>
+  <cs:variation>
+    <a:lumMod val="80000"/>
+  </cs:variation>
+  <cs:variation>
+    <a:lumMod val="60000"/>
+    <a:lumOff val="40000"/>
+  </cs:variation>
+  <cs:variation>
+    <a:lumMod val="50000"/>
+  </cs:variation>
+  <cs:variation>
+    <a:lumMod val="70000"/>
+    <a:lumOff val="30000"/>
+  </cs:variation>
+  <cs:variation>
+    <a:lumMod val="70000"/>
+  </cs:variation>
+  <cs:variation>
+    <a:lumMod val="50000"/>
+    <a:lumOff val="50000"/>
+  </cs:variation>
+</cs:colorStyle>
+</file>
+
 <file path=word/charts/style1.xml><?xml version="1.0" encoding="utf-8"?>
+<cs:chartStyle xmlns:cs="http://schemas.microsoft.com/office/drawing/2012/chartStyle" xmlns:a="http://schemas.openxmlformats.org/drawingml/2006/main" id="227">
+  <cs:axisTitle>
+    <cs:lnRef idx="0"/>
+    <cs:fillRef idx="0"/>
+    <cs:effectRef idx="0"/>
+    <cs:fontRef idx="minor">
+      <a:schemeClr val="tx1">
+        <a:lumMod val="65000"/>
+        <a:lumOff val="35000"/>
+      </a:schemeClr>
+    </cs:fontRef>
+    <cs:defRPr sz="1000" kern="1200"/>
+  </cs:axisTitle>
+  <cs:categoryAxis>
+    <cs:lnRef idx="0"/>
+    <cs:fillRef idx="0"/>
+    <cs:effectRef idx="0"/>
+    <cs:fontRef idx="minor">
+      <a:schemeClr val="tx1">
+        <a:lumMod val="65000"/>
+        <a:lumOff val="35000"/>
+      </a:schemeClr>
+    </cs:fontRef>
+    <cs:spPr>
+      <a:ln w="9525" cap="flat" cmpd="sng" algn="ctr">
+        <a:solidFill>
+          <a:schemeClr val="tx1">
+            <a:lumMod val="15000"/>
+            <a:lumOff val="85000"/>
+          </a:schemeClr>
+        </a:solidFill>
+        <a:round/>
+      </a:ln>
+    </cs:spPr>
+    <cs:defRPr sz="900" kern="1200"/>
+  </cs:categoryAxis>
+  <cs:chartArea mods="allowNoFillOverride allowNoLineOverride">
+    <cs:lnRef idx="0"/>
+    <cs:fillRef idx="0"/>
+    <cs:effectRef idx="0"/>
+    <cs:fontRef idx="minor">
+      <a:schemeClr val="tx1"/>
+    </cs:fontRef>
+    <cs:spPr>
+      <a:solidFill>
+        <a:schemeClr val="bg1"/>
+      </a:solidFill>
+      <a:ln w="9525" cap="flat" cmpd="sng" algn="ctr">
+        <a:solidFill>
+          <a:schemeClr val="tx1">
+            <a:lumMod val="15000"/>
+            <a:lumOff val="85000"/>
+          </a:schemeClr>
+        </a:solidFill>
+        <a:round/>
+      </a:ln>
+    </cs:spPr>
+    <cs:defRPr sz="1000" kern="1200"/>
+  </cs:chartArea>
+  <cs:dataLabel>
+    <cs:lnRef idx="0"/>
+    <cs:fillRef idx="0"/>
+    <cs:effectRef idx="0"/>
+    <cs:fontRef idx="minor">
+      <a:schemeClr val="tx1">
+        <a:lumMod val="75000"/>
+        <a:lumOff val="25000"/>
+      </a:schemeClr>
+    </cs:fontRef>
+    <cs:defRPr sz="900" kern="1200"/>
+  </cs:dataLabel>
+  <cs:dataLabelCallout>
+    <cs:lnRef idx="0"/>
+    <cs:fillRef idx="0"/>
+    <cs:effectRef idx="0"/>
+    <cs:fontRef idx="minor">
+      <a:schemeClr val="dk1">
+        <a:lumMod val="65000"/>
+        <a:lumOff val="35000"/>
+      </a:schemeClr>
+    </cs:fontRef>
+    <cs:spPr>
+      <a:solidFill>
+        <a:schemeClr val="lt1"/>
+      </a:solidFill>
+      <a:ln>
+        <a:solidFill>
+          <a:schemeClr val="dk1">
+            <a:lumMod val="25000"/>
+            <a:lumOff val="75000"/>
+          </a:schemeClr>
+        </a:solidFill>
+      </a:ln>
+    </cs:spPr>
+    <cs:defRPr sz="900" kern="1200"/>
+    <cs:bodyPr rot="0" spcFirstLastPara="1" vertOverflow="clip" horzOverflow="clip" vert="horz" wrap="square" lIns="36576" tIns="18288" rIns="36576" bIns="18288" anchor="ctr" anchorCtr="1">
+      <a:spAutoFit/>
+    </cs:bodyPr>
+  </cs:dataLabelCallout>
+  <cs:dataPoint>
+    <cs:lnRef idx="0"/>
+    <cs:fillRef idx="1">
+      <cs:styleClr val="auto"/>
+    </cs:fillRef>
+    <cs:effectRef idx="0"/>
+    <cs:fontRef idx="minor">
+      <a:schemeClr val="tx1"/>
+    </cs:fontRef>
+    <cs:spPr>
+      <a:solidFill>
+        <a:schemeClr val="phClr"/>
+      </a:solidFill>
+    </cs:spPr>
+  </cs:dataPoint>
+  <cs:dataPoint3D>
+    <cs:lnRef idx="0"/>
+    <cs:fillRef idx="1">
+      <cs:styleClr val="auto"/>
+    </cs:fillRef>
+    <cs:effectRef idx="0"/>
+    <cs:fontRef idx="minor">
+      <a:schemeClr val="tx1"/>
+    </cs:fontRef>
+    <cs:spPr>
+      <a:solidFill>
+        <a:schemeClr val="phClr"/>
+      </a:solidFill>
+    </cs:spPr>
+  </cs:dataPoint3D>
+  <cs:dataPointLine>
+    <cs:lnRef idx="0">
+      <cs:styleClr val="auto"/>
+    </cs:lnRef>
+    <cs:fillRef idx="1"/>
+    <cs:effectRef idx="0"/>
+    <cs:fontRef idx="minor">
+      <a:schemeClr val="tx1"/>
+    </cs:fontRef>
+    <cs:spPr>
+      <a:ln w="28575" cap="rnd">
+        <a:solidFill>
+          <a:schemeClr val="phClr"/>
+        </a:solidFill>
+        <a:round/>
+      </a:ln>
+    </cs:spPr>
+  </cs:dataPointLine>
+  <cs:dataPointMarker>
+    <cs:lnRef idx="0">
+      <cs:styleClr val="auto"/>
+    </cs:lnRef>
+    <cs:fillRef idx="1">
+      <cs:styleClr val="auto"/>
+    </cs:fillRef>
+    <cs:effectRef idx="0"/>
+    <cs:fontRef idx="minor">
+      <a:schemeClr val="tx1"/>
+    </cs:fontRef>
+    <cs:spPr>
+      <a:solidFill>
+        <a:schemeClr val="phClr"/>
+      </a:solidFill>
+      <a:ln w="9525">
+        <a:solidFill>
+          <a:schemeClr val="phClr"/>
+        </a:solidFill>
+      </a:ln>
+    </cs:spPr>
+  </cs:dataPointMarker>
+  <cs:dataPointMarkerLayout symbol="circle" size="5"/>
+  <cs:dataPointWireframe>
+    <cs:lnRef idx="0">
+      <cs:styleClr val="auto"/>
+    </cs:lnRef>
+    <cs:fillRef idx="1"/>
+    <cs:effectRef idx="0"/>
+    <cs:fontRef idx="minor">
+      <a:schemeClr val="tx1"/>
+    </cs:fontRef>
+    <cs:spPr>
+      <a:ln w="9525" cap="rnd">
+        <a:solidFill>
+          <a:schemeClr val="phClr"/>
+        </a:solidFill>
+        <a:round/>
+      </a:ln>
+    </cs:spPr>
+  </cs:dataPointWireframe>
+  <cs:dataTable>
+    <cs:lnRef idx="0"/>
+    <cs:fillRef idx="0"/>
+    <cs:effectRef idx="0"/>
+    <cs:fontRef idx="minor">
+      <a:schemeClr val="tx1">
+        <a:lumMod val="65000"/>
+        <a:lumOff val="35000"/>
+      </a:schemeClr>
+    </cs:fontRef>
+    <cs:spPr>
+      <a:noFill/>
+      <a:ln w="9525" cap="flat" cmpd="sng" algn="ctr">
+        <a:solidFill>
+          <a:schemeClr val="tx1">
+            <a:lumMod val="15000"/>
+            <a:lumOff val="85000"/>
+          </a:schemeClr>
+        </a:solidFill>
+        <a:round/>
+      </a:ln>
+    </cs:spPr>
+    <cs:defRPr sz="900" kern="1200"/>
+  </cs:dataTable>
+  <cs:downBar>
+    <cs:lnRef idx="0"/>
+    <cs:fillRef idx="0"/>
+    <cs:effectRef idx="0"/>
+    <cs:fontRef idx="minor">
+      <a:schemeClr val="dk1"/>
+    </cs:fontRef>
+    <cs:spPr>
+      <a:solidFill>
+        <a:schemeClr val="dk1">
+          <a:lumMod val="65000"/>
+          <a:lumOff val="35000"/>
+        </a:schemeClr>
+      </a:solidFill>
+      <a:ln w="9525">
+        <a:solidFill>
+          <a:schemeClr val="tx1">
+            <a:lumMod val="65000"/>
+            <a:lumOff val="35000"/>
+          </a:schemeClr>
+        </a:solidFill>
+      </a:ln>
+    </cs:spPr>
+  </cs:downBar>
+  <cs:dropLine>
+    <cs:lnRef idx="0"/>
+    <cs:fillRef idx="0"/>
+    <cs:effectRef idx="0"/>
+    <cs:fontRef idx="minor">
+      <a:schemeClr val="tx1"/>
+    </cs:fontRef>
+    <cs:spPr>
+      <a:ln w="9525" cap="flat" cmpd="sng" algn="ctr">
+        <a:solidFill>
+          <a:schemeClr val="tx1">
+            <a:lumMod val="35000"/>
+            <a:lumOff val="65000"/>
+          </a:schemeClr>
+        </a:solidFill>
+        <a:round/>
+      </a:ln>
+    </cs:spPr>
+  </cs:dropLine>
+  <cs:errorBar>
+    <cs:lnRef idx="0"/>
+    <cs:fillRef idx="0"/>
+    <cs:effectRef idx="0"/>
+    <cs:fontRef idx="minor">
+      <a:schemeClr val="tx1"/>
+    </cs:fontRef>
+    <cs:spPr>
+      <a:ln w="9525" cap="flat" cmpd="sng" algn="ctr">
+        <a:solidFill>
+          <a:schemeClr val="tx1">
+            <a:lumMod val="65000"/>
+            <a:lumOff val="35000"/>
+          </a:schemeClr>
+        </a:solidFill>
+        <a:round/>
+      </a:ln>
+    </cs:spPr>
+  </cs:errorBar>
+  <cs:floor>
+    <cs:lnRef idx="0"/>
+    <cs:fillRef idx="0"/>
+    <cs:effectRef idx="0"/>
+    <cs:fontRef idx="minor">
+      <a:schemeClr val="tx1"/>
+    </cs:fontRef>
+    <cs:spPr>
+      <a:noFill/>
+      <a:ln>
+        <a:noFill/>
+      </a:ln>
+    </cs:spPr>
+  </cs:floor>
+  <cs:gridlineMajor>
+    <cs:lnRef idx="0"/>
+    <cs:fillRef idx="0"/>
+    <cs:effectRef idx="0"/>
+    <cs:fontRef idx="minor">
+      <a:schemeClr val="tx1"/>
+    </cs:fontRef>
+    <cs:spPr>
+      <a:ln w="9525" cap="flat" cmpd="sng" algn="ctr">
+        <a:solidFill>
+          <a:schemeClr val="tx1">
+            <a:lumMod val="15000"/>
+            <a:lumOff val="85000"/>
+          </a:schemeClr>
+        </a:solidFill>
+        <a:round/>
+      </a:ln>
+    </cs:spPr>
+  </cs:gridlineMajor>
+  <cs:gridlineMinor>
+    <cs:lnRef idx="0"/>
+    <cs:fillRef idx="0"/>
+    <cs:effectRef idx="0"/>
+    <cs:fontRef idx="minor">
+      <a:schemeClr val="tx1"/>
+    </cs:fontRef>
+    <cs:spPr>
+      <a:ln w="9525" cap="flat" cmpd="sng" algn="ctr">
+        <a:solidFill>
+          <a:schemeClr val="tx1">
+            <a:lumMod val="5000"/>
+            <a:lumOff val="95000"/>
+          </a:schemeClr>
+        </a:solidFill>
+        <a:round/>
+      </a:ln>
+    </cs:spPr>
+  </cs:gridlineMinor>
+  <cs:hiLoLine>
+    <cs:lnRef idx="0"/>
+    <cs:fillRef idx="0"/>
+    <cs:effectRef idx="0"/>
+    <cs:fontRef idx="minor">
+      <a:schemeClr val="tx1"/>
+    </cs:fontRef>
+    <cs:spPr>
+      <a:ln w="9525" cap="flat" cmpd="sng" algn="ctr">
+        <a:solidFill>
+          <a:schemeClr val="tx1">
+            <a:lumMod val="75000"/>
+            <a:lumOff val="25000"/>
+          </a:schemeClr>
+        </a:solidFill>
+        <a:round/>
+      </a:ln>
+    </cs:spPr>
+  </cs:hiLoLine>
+  <cs:leaderLine>
+    <cs:lnRef idx="0"/>
+    <cs:fillRef idx="0"/>
+    <cs:effectRef idx="0"/>
+    <cs:fontRef idx="minor">
+      <a:schemeClr val="tx1"/>
+    </cs:fontRef>
+    <cs:spPr>
+      <a:ln w="9525" cap="flat" cmpd="sng" algn="ctr">
+        <a:solidFill>
+          <a:schemeClr val="tx1">
+            <a:lumMod val="35000"/>
+            <a:lumOff val="65000"/>
+          </a:schemeClr>
+        </a:solidFill>
+        <a:round/>
+      </a:ln>
+    </cs:spPr>
+  </cs:leaderLine>
+  <cs:legend>
+    <cs:lnRef idx="0"/>
+    <cs:fillRef idx="0"/>
+    <cs:effectRef idx="0"/>
+    <cs:fontRef idx="minor">
+      <a:schemeClr val="tx1">
+        <a:lumMod val="65000"/>
+        <a:lumOff val="35000"/>
+      </a:schemeClr>
+    </cs:fontRef>
+    <cs:defRPr sz="900" kern="1200"/>
+  </cs:legend>
+  <cs:plotArea mods="allowNoFillOverride allowNoLineOverride">
+    <cs:lnRef idx="0"/>
+    <cs:fillRef idx="0"/>
+    <cs:effectRef idx="0"/>
+    <cs:fontRef idx="minor">
+      <a:schemeClr val="tx1"/>
+    </cs:fontRef>
+  </cs:plotArea>
+  <cs:plotArea3D mods="allowNoFillOverride allowNoLineOverride">
+    <cs:lnRef idx="0"/>
+    <cs:fillRef idx="0"/>
+    <cs:effectRef idx="0"/>
+    <cs:fontRef idx="minor">
+      <a:schemeClr val="tx1"/>
+    </cs:fontRef>
+  </cs:plotArea3D>
+  <cs:seriesAxis>
+    <cs:lnRef idx="0"/>
+    <cs:fillRef idx="0"/>
+    <cs:effectRef idx="0"/>
+    <cs:fontRef idx="minor">
+      <a:schemeClr val="tx1">
+        <a:lumMod val="65000"/>
+        <a:lumOff val="35000"/>
+      </a:schemeClr>
+    </cs:fontRef>
+    <cs:defRPr sz="900" kern="1200"/>
+  </cs:seriesAxis>
+  <cs:seriesLine>
+    <cs:lnRef idx="0"/>
+    <cs:fillRef idx="0"/>
+    <cs:effectRef idx="0"/>
+    <cs:fontRef idx="minor">
+      <a:schemeClr val="tx1"/>
+    </cs:fontRef>
+    <cs:spPr>
+      <a:ln w="9525" cap="flat" cmpd="sng" algn="ctr">
+        <a:solidFill>
+          <a:schemeClr val="tx1">
+            <a:lumMod val="35000"/>
+            <a:lumOff val="65000"/>
+          </a:schemeClr>
+        </a:solidFill>
+        <a:round/>
+      </a:ln>
+    </cs:spPr>
+  </cs:seriesLine>
+  <cs:title>
+    <cs:lnRef idx="0"/>
+    <cs:fillRef idx="0"/>
+    <cs:effectRef idx="0"/>
+    <cs:fontRef idx="minor">
+      <a:schemeClr val="tx1">
+        <a:lumMod val="65000"/>
+        <a:lumOff val="35000"/>
+      </a:schemeClr>
+    </cs:fontRef>
+    <cs:defRPr sz="1400" b="0" kern="1200" spc="0" baseline="0"/>
+  </cs:title>
+  <cs:trendline>
+    <cs:lnRef idx="0">
+      <cs:styleClr val="auto"/>
+    </cs:lnRef>
+    <cs:fillRef idx="0"/>
+    <cs:effectRef idx="0"/>
+    <cs:fontRef idx="minor">
+      <a:schemeClr val="tx1"/>
+    </cs:fontRef>
+    <cs:spPr>
+      <a:ln w="19050" cap="rnd">
+        <a:solidFill>
+          <a:schemeClr val="phClr"/>
+        </a:solidFill>
+        <a:prstDash val="sysDot"/>
+      </a:ln>
+    </cs:spPr>
+  </cs:trendline>
+  <cs:trendlineLabel>
+    <cs:lnRef idx="0"/>
+    <cs:fillRef idx="0"/>
+    <cs:effectRef idx="0"/>
+    <cs:fontRef idx="minor">
+      <a:schemeClr val="tx1">
+        <a:lumMod val="65000"/>
+        <a:lumOff val="35000"/>
+      </a:schemeClr>
+    </cs:fontRef>
+    <cs:defRPr sz="900" kern="1200"/>
+  </cs:trendlineLabel>
+  <cs:upBar>
+    <cs:lnRef idx="0"/>
+    <cs:fillRef idx="0"/>
+    <cs:effectRef idx="0"/>
+    <cs:fontRef idx="minor">
+      <a:schemeClr val="dk1"/>
+    </cs:fontRef>
+    <cs:spPr>
+      <a:solidFill>
+        <a:schemeClr val="lt1"/>
+      </a:solidFill>
+      <a:ln w="9525">
+        <a:solidFill>
+          <a:schemeClr val="tx1">
+            <a:lumMod val="15000"/>
+            <a:lumOff val="85000"/>
+          </a:schemeClr>
+        </a:solidFill>
+      </a:ln>
+    </cs:spPr>
+  </cs:upBar>
+  <cs:valueAxis>
+    <cs:lnRef idx="0"/>
+    <cs:fillRef idx="0"/>
+    <cs:effectRef idx="0"/>
+    <cs:fontRef idx="minor">
+      <a:schemeClr val="tx1">
+        <a:lumMod val="65000"/>
+        <a:lumOff val="35000"/>
+      </a:schemeClr>
+    </cs:fontRef>
+    <cs:defRPr sz="900" kern="1200"/>
+  </cs:valueAxis>
+  <cs:wall>
+    <cs:lnRef idx="0"/>
+    <cs:fillRef idx="0"/>
+    <cs:effectRef idx="0"/>
+    <cs:fontRef idx="minor">
+      <a:schemeClr val="tx1"/>
+    </cs:fontRef>
+    <cs:spPr>
+      <a:noFill/>
+      <a:ln>
+        <a:noFill/>
+      </a:ln>
+    </cs:spPr>
+  </cs:wall>
+</cs:chartStyle>
+</file>
+
+<file path=word/charts/style2.xml><?xml version="1.0" encoding="utf-8"?>
 <cs:chartStyle xmlns:cs="http://schemas.microsoft.com/office/drawing/2012/chartStyle" xmlns:a="http://schemas.openxmlformats.org/drawingml/2006/main" id="227">
   <cs:axisTitle>
     <cs:lnRef idx="0"/>
